--- a/BRD Creation Guide.docx
+++ b/BRD Creation Guide.docx
@@ -1396,6 +1396,428 @@
         <w:t>Paste the QA review prompt below and send.</w:t>
       </w:r>
     </w:p>
+    <w:p>
+      <w:pPr>
+        <w:pStyle w:val="ListParagraph"/>
+        <w:numPr>
+          <w:ilvl w:val="0"/>
+          <w:numId w:val="6"/>
+        </w:numPr>
+        <w:spacing w:after="100"/>
+        <w:rPr>
+          <w:color w:val="auto"/>
+          <w:sz w:val="22"/>
+          <w:szCs w:val="22"/>
+        </w:rPr>
+      </w:pPr>
+      <w:r>
+        <w:rPr>
+          <w:b w:val="1"/>
+          <w:bCs w:val="1"/>
+          <w:color w:val="auto"/>
+          <w:sz w:val="22"/>
+          <w:szCs w:val="22"/>
+        </w:rPr>
+        <w:t>Your turn: Be a critic</w:t>
+      </w:r>
+      <w:r>
+        <w:rPr>
+          <w:color w:val="auto"/>
+          <w:sz w:val="22"/>
+          <w:szCs w:val="22"/>
+        </w:rPr>
+        <w:t xml:space="preserve">. Write your own prompt to critique the drafted artifact. </w:t>
+      </w:r>
+      <w:r>
+        <w:rPr>
+          <w:color w:val="auto"/>
+          <w:sz w:val="22"/>
+          <w:szCs w:val="22"/>
+        </w:rPr>
+        <w:t>What criteria do you think would be valuable and necessary to ask</w:t>
+      </w:r>
+      <w:r>
+        <w:rPr>
+          <w:color w:val="auto"/>
+          <w:sz w:val="22"/>
+          <w:szCs w:val="22"/>
+        </w:rPr>
+        <w:t xml:space="preserve"> </w:t>
+      </w:r>
+      <w:r>
+        <w:rPr>
+          <w:color w:val="auto"/>
+          <w:sz w:val="22"/>
+          <w:szCs w:val="22"/>
+        </w:rPr>
+        <w:t>to stress test your draft</w:t>
+      </w:r>
+      <w:r>
+        <w:rPr>
+          <w:color w:val="auto"/>
+          <w:sz w:val="22"/>
+          <w:szCs w:val="22"/>
+        </w:rPr>
+        <w:t>?</w:t>
+      </w:r>
+      <w:r>
+        <w:rPr>
+          <w:color w:val="auto"/>
+          <w:sz w:val="22"/>
+          <w:szCs w:val="22"/>
+        </w:rPr>
+        <w:t xml:space="preserve"> </w:t>
+      </w:r>
+      <w:r>
+        <w:rPr>
+          <w:color w:val="auto"/>
+          <w:sz w:val="22"/>
+          <w:szCs w:val="22"/>
+        </w:rPr>
+        <w:t xml:space="preserve">How would you </w:t>
+      </w:r>
+      <w:r>
+        <w:rPr>
+          <w:color w:val="auto"/>
+          <w:sz w:val="22"/>
+          <w:szCs w:val="22"/>
+        </w:rPr>
+        <w:t>verify the ac</w:t>
+      </w:r>
+      <w:r>
+        <w:rPr>
+          <w:color w:val="auto"/>
+          <w:sz w:val="22"/>
+          <w:szCs w:val="22"/>
+        </w:rPr>
+        <w:t>curacy of the artifact that was created</w:t>
+      </w:r>
+      <w:r>
+        <w:rPr>
+          <w:color w:val="auto"/>
+          <w:sz w:val="22"/>
+          <w:szCs w:val="22"/>
+        </w:rPr>
+        <w:t xml:space="preserve">? </w:t>
+      </w:r>
+    </w:p>
+    <w:p>
+      <w:pPr>
+        <w:pStyle w:val="Normal"/>
+        <w:spacing w:after="100"/>
+        <w:ind w:left="0"/>
+        <w:rPr>
+          <w:color w:val="auto"/>
+          <w:sz w:val="22"/>
+          <w:szCs w:val="22"/>
+        </w:rPr>
+      </w:pPr>
+    </w:p>
+    <w:p>
+      <w:pPr>
+        <w:pStyle w:val="ListParagraph"/>
+        <w:spacing w:after="100"/>
+        <w:ind w:left="720"/>
+        <w:rPr>
+          <w:color w:val="auto"/>
+          <w:sz w:val="22"/>
+          <w:szCs w:val="22"/>
+        </w:rPr>
+      </w:pPr>
+    </w:p>
+    <w:p>
+      <w:pPr>
+        <w:pStyle w:val="ListParagraph"/>
+        <w:spacing w:after="100"/>
+        <w:ind w:left="720"/>
+        <w:rPr>
+          <w:color w:val="auto"/>
+          <w:sz w:val="22"/>
+          <w:szCs w:val="22"/>
+        </w:rPr>
+      </w:pPr>
+    </w:p>
+    <w:p>
+      <w:pPr>
+        <w:pStyle w:val="ListParagraph"/>
+        <w:spacing w:after="100"/>
+        <w:ind w:left="720"/>
+        <w:rPr>
+          <w:color w:val="auto"/>
+          <w:sz w:val="22"/>
+          <w:szCs w:val="22"/>
+        </w:rPr>
+      </w:pPr>
+    </w:p>
+    <w:p>
+      <w:r>
+        <w:br w:type="page"/>
+      </w:r>
+    </w:p>
+    <w:p>
+      <w:pPr>
+        <w:pStyle w:val="ListParagraph"/>
+        <w:spacing w:after="100"/>
+        <w:ind w:left="720"/>
+        <w:rPr>
+          <w:color w:val="auto"/>
+          <w:sz w:val="22"/>
+          <w:szCs w:val="22"/>
+        </w:rPr>
+      </w:pPr>
+    </w:p>
+    <w:p>
+      <w:pPr>
+        <w:pStyle w:val="ListParagraph"/>
+        <w:spacing w:after="100"/>
+        <w:ind w:left="720"/>
+        <w:rPr>
+          <w:color w:val="auto"/>
+          <w:sz w:val="22"/>
+          <w:szCs w:val="22"/>
+        </w:rPr>
+      </w:pPr>
+    </w:p>
+    <w:p>
+      <w:pPr>
+        <w:pStyle w:val="ListParagraph"/>
+        <w:spacing w:after="100"/>
+        <w:ind w:left="720"/>
+        <w:rPr>
+          <w:color w:val="auto"/>
+          <w:sz w:val="22"/>
+          <w:szCs w:val="22"/>
+        </w:rPr>
+      </w:pPr>
+    </w:p>
+    <w:p>
+      <w:pPr>
+        <w:pStyle w:val="ListParagraph"/>
+        <w:spacing w:after="100"/>
+        <w:ind w:left="720"/>
+        <w:rPr>
+          <w:color w:val="auto"/>
+          <w:sz w:val="22"/>
+          <w:szCs w:val="22"/>
+        </w:rPr>
+      </w:pPr>
+    </w:p>
+    <w:p>
+      <w:pPr>
+        <w:pStyle w:val="ListParagraph"/>
+        <w:spacing w:after="100"/>
+        <w:ind w:left="720"/>
+        <w:rPr>
+          <w:color w:val="auto"/>
+          <w:sz w:val="22"/>
+          <w:szCs w:val="22"/>
+        </w:rPr>
+      </w:pPr>
+    </w:p>
+    <w:p>
+      <w:pPr>
+        <w:pStyle w:val="ListParagraph"/>
+        <w:spacing w:after="100"/>
+        <w:ind w:left="720"/>
+        <w:rPr>
+          <w:color w:val="auto"/>
+          <w:sz w:val="22"/>
+          <w:szCs w:val="22"/>
+        </w:rPr>
+      </w:pPr>
+    </w:p>
+    <w:p>
+      <w:pPr>
+        <w:pStyle w:val="ListParagraph"/>
+        <w:spacing w:after="100"/>
+        <w:ind w:left="720"/>
+        <w:rPr>
+          <w:color w:val="auto"/>
+          <w:sz w:val="22"/>
+          <w:szCs w:val="22"/>
+        </w:rPr>
+      </w:pPr>
+    </w:p>
+    <w:p>
+      <w:pPr>
+        <w:pStyle w:val="ListParagraph"/>
+        <w:spacing w:after="100"/>
+        <w:ind w:left="720"/>
+        <w:rPr>
+          <w:color w:val="auto"/>
+          <w:sz w:val="22"/>
+          <w:szCs w:val="22"/>
+        </w:rPr>
+      </w:pPr>
+    </w:p>
+    <w:p>
+      <w:pPr>
+        <w:pStyle w:val="ListParagraph"/>
+        <w:spacing w:after="100"/>
+        <w:ind w:left="720"/>
+        <w:rPr>
+          <w:color w:val="auto"/>
+          <w:sz w:val="22"/>
+          <w:szCs w:val="22"/>
+        </w:rPr>
+      </w:pPr>
+    </w:p>
+    <w:p>
+      <w:pPr>
+        <w:pStyle w:val="ListParagraph"/>
+        <w:spacing w:after="100"/>
+        <w:ind w:left="720"/>
+        <w:rPr>
+          <w:color w:val="auto"/>
+          <w:sz w:val="22"/>
+          <w:szCs w:val="22"/>
+        </w:rPr>
+      </w:pPr>
+    </w:p>
+    <w:p>
+      <w:pPr>
+        <w:pStyle w:val="ListParagraph"/>
+        <w:spacing w:after="100"/>
+        <w:ind w:left="720"/>
+        <w:rPr>
+          <w:color w:val="auto"/>
+          <w:sz w:val="22"/>
+          <w:szCs w:val="22"/>
+        </w:rPr>
+      </w:pPr>
+    </w:p>
+    <w:p>
+      <w:pPr>
+        <w:pStyle w:val="ListParagraph"/>
+        <w:spacing w:after="100"/>
+        <w:ind w:left="720"/>
+        <w:rPr>
+          <w:color w:val="auto"/>
+          <w:sz w:val="22"/>
+          <w:szCs w:val="22"/>
+        </w:rPr>
+      </w:pPr>
+    </w:p>
+    <w:p>
+      <w:pPr>
+        <w:pStyle w:val="ListParagraph"/>
+        <w:spacing w:after="100"/>
+        <w:ind w:left="720"/>
+        <w:rPr>
+          <w:color w:val="auto"/>
+          <w:sz w:val="22"/>
+          <w:szCs w:val="22"/>
+        </w:rPr>
+      </w:pPr>
+    </w:p>
+    <w:p>
+      <w:pPr>
+        <w:pStyle w:val="ListParagraph"/>
+        <w:spacing w:after="100"/>
+        <w:ind w:left="720"/>
+        <w:rPr>
+          <w:color w:val="auto"/>
+          <w:sz w:val="22"/>
+          <w:szCs w:val="22"/>
+        </w:rPr>
+      </w:pPr>
+    </w:p>
+    <w:p>
+      <w:pPr>
+        <w:pStyle w:val="ListParagraph"/>
+        <w:spacing w:after="100"/>
+        <w:ind w:left="720"/>
+        <w:rPr>
+          <w:color w:val="auto"/>
+          <w:sz w:val="22"/>
+          <w:szCs w:val="22"/>
+        </w:rPr>
+      </w:pPr>
+    </w:p>
+    <w:p>
+      <w:pPr>
+        <w:pStyle w:val="ListParagraph"/>
+        <w:spacing w:after="100"/>
+        <w:ind w:left="720"/>
+        <w:rPr>
+          <w:color w:val="auto"/>
+          <w:sz w:val="22"/>
+          <w:szCs w:val="22"/>
+        </w:rPr>
+      </w:pPr>
+    </w:p>
+    <w:p>
+      <w:pPr>
+        <w:pStyle w:val="ListParagraph"/>
+        <w:spacing w:after="100"/>
+        <w:ind w:left="720"/>
+        <w:rPr>
+          <w:color w:val="auto"/>
+          <w:sz w:val="22"/>
+          <w:szCs w:val="22"/>
+        </w:rPr>
+      </w:pPr>
+    </w:p>
+    <w:p>
+      <w:pPr>
+        <w:pStyle w:val="ListParagraph"/>
+        <w:spacing w:after="100"/>
+        <w:ind w:left="720"/>
+        <w:rPr>
+          <w:color w:val="auto"/>
+          <w:sz w:val="22"/>
+          <w:szCs w:val="22"/>
+        </w:rPr>
+      </w:pPr>
+    </w:p>
+    <w:p>
+      <w:pPr>
+        <w:pStyle w:val="ListParagraph"/>
+        <w:spacing w:after="100"/>
+        <w:ind w:left="720"/>
+        <w:rPr>
+          <w:color w:val="auto"/>
+          <w:sz w:val="22"/>
+          <w:szCs w:val="22"/>
+        </w:rPr>
+      </w:pPr>
+    </w:p>
+    <w:p>
+      <w:pPr>
+        <w:pStyle w:val="ListParagraph"/>
+        <w:spacing w:after="100"/>
+        <w:ind w:left="720"/>
+        <w:rPr>
+          <w:color w:val="auto"/>
+          <w:sz w:val="22"/>
+          <w:szCs w:val="22"/>
+        </w:rPr>
+      </w:pPr>
+    </w:p>
+    <w:p>
+      <w:pPr>
+        <w:pStyle w:val="ListParagraph"/>
+        <w:spacing w:after="100"/>
+        <w:ind w:left="720"/>
+        <w:rPr>
+          <w:color w:val="auto"/>
+          <w:sz w:val="22"/>
+          <w:szCs w:val="22"/>
+        </w:rPr>
+      </w:pPr>
+    </w:p>
+    <w:p>
+      <w:pPr>
+        <w:pStyle w:val="ListParagraph"/>
+        <w:spacing w:after="100"/>
+        <w:ind w:left="720"/>
+        <w:rPr>
+          <w:color w:val="auto"/>
+          <w:sz w:val="22"/>
+          <w:szCs w:val="22"/>
+        </w:rPr>
+      </w:pPr>
+    </w:p>
     <w:tbl>
       <w:tblPr>
         <w:tblW w:w="9360" w:type="dxa"/>
@@ -1607,37 +2029,14 @@
     </w:tbl>
     <w:p>
       <w:pPr>
-        <w:pStyle w:val="Heading3"/>
-        <w:spacing w:after="100"/>
-        <w:rPr>
-          <w:color w:val="auto"/>
-          <w:sz w:val="22"/>
-          <w:szCs w:val="22"/>
-        </w:rPr>
-      </w:pPr>
-    </w:p>
-    <w:p>
-      <w:pPr>
-        <w:pStyle w:val="ListParagraph"/>
-        <w:numPr>
-          <w:ilvl w:val="0"/>
-          <w:numId w:val="6"/>
-        </w:numPr>
-        <w:spacing w:before="160" w:after="100"/>
-        <w:rPr>
-          <w:color w:val="auto"/>
-          <w:sz w:val="22"/>
-          <w:szCs w:val="22"/>
-        </w:rPr>
-      </w:pPr>
-      <w:r>
-        <w:rPr>
-          <w:color w:val="auto"/>
-          <w:sz w:val="22"/>
-          <w:szCs w:val="22"/>
-        </w:rPr>
-        <w:t>Save the annotated BRD it returns. The tagged owners (product, compliance, QA, or engineering) resolve the comments during their review.</w:t>
-      </w:r>
+        <w:pStyle w:val="Normal"/>
+        <w:spacing w:after="100"/>
+        <w:rPr>
+          <w:color w:val="auto"/>
+          <w:sz w:val="22"/>
+          <w:szCs w:val="22"/>
+        </w:rPr>
+      </w:pPr>
     </w:p>
     <w:sectPr>
       <w:headerReference w:type="default" r:id="rId9"/>
